--- a/javoblar/029.docx
+++ b/javoblar/029.docx
@@ -165,7 +165,7 @@
         <w:spacing w:after="40"/>
       </w:pPr>
       <w:r>
-        <w:t xml:space="preserve">Immunologiya. Oliy tibbiy ta'lim darsligi. — Toshkent: Tibbiyot nashriyoti. (Immunitet turlari.)</w:t>
+        <w:t xml:space="preserve">Muhamedov I., Eshboyev E., Zokirov N., Zokirov M. Mikrobiologiya, immunologiya. — Toshkent.</w:t>
       </w:r>
     </w:p>
     <w:p>
@@ -178,7 +178,20 @@
         <w:spacing w:after="40"/>
       </w:pPr>
       <w:r>
-        <w:t xml:space="preserve">NCBI Bookshelf: Physiology, Immune Response (NBK539801); WHO immunization materials. URL: https://www.ncbi.nlm.nih.gov ; https://www.who.int</w:t>
+        <w:t xml:space="preserve">Marshall J.S. et al. An introduction to immunology and immunopathology. Allergy Asthma Clin Immunol. (NCBI). URL: https://www.ncbi.nlm.nih.gov/books/NBK539801/</w:t>
+      </w:r>
+    </w:p>
+    <w:p>
+      <w:pPr>
+        <w:pStyle w:val="ListParagraph"/>
+        <w:numPr>
+          <w:ilvl w:val="0"/>
+          <w:numId w:val="2"/>
+        </w:numPr>
+        <w:spacing w:after="40"/>
+      </w:pPr>
+      <w:r>
+        <w:t xml:space="preserve">World Health Organization. Immunization, vaccines and biologicals: Expanded Programme on Immunization (EPI). URL: https://www.who.int/teams/immunization-vaccines-and-biologicals</w:t>
       </w:r>
     </w:p>
     <w:sectPr>

--- a/javoblar/029.docx
+++ b/javoblar/029.docx
@@ -8,7 +8,7 @@
         <w:spacing w:after="200"/>
       </w:pPr>
       <w:r>
-        <w:t xml:space="preserve">29. Immunitet turlari- tabiiy, sun'iy, aktiv, passiv</w:t>
+        <w:t xml:space="preserve">29. O'zbekistonda emlash kalendari, emlash muddatlari</w:t>
       </w:r>
     </w:p>
     <w:p>
@@ -17,7 +17,7 @@
         <w:jc w:val="both"/>
       </w:pPr>
       <w:r>
-        <w:t xml:space="preserve">Immunitet — organizmning begona antigenlardan, jumladan yuqumli kasallik qo'zg'atuvchilaridan himoyalanish qobiliyatidir. Immunitet epidemik jarayonning uchinchi bo'g'ini — qabul qiluvchanlikni belgilagani uchun uning turlarini bilish immunprofilaktikani ilmiy asoslash uchun zarur. Immunitet tug'ma (nospetsifik) va orttirilgan (spetsifik) turlarga bo'linadi. Orttirilgan immunitet esa kelib chiqishiga ko'ra tabiiy va sun'iy, hosil bo'lish mexanizmiga ko'ra aktiv va passiv turlarga ajratiladi. Bu tasnif immun himoyaning turli shakllarini tizimli tushunish va ularni amaliyotda to'g'ri qo'llash imkonini beradi [1][2]. Immunitetni shuningdek gumoral (antitelolarga asoslangan) va hujayraviy (T-limfotsitlarga asoslangan) komponentlarga ajratish mumkin.</w:t>
+        <w:t xml:space="preserve">Emlash kalendari — mamlakatda aholini qaysi yoshda, qaysi vaksina bilan va necha marta emlash kerakligini belgilovchi rasmiy hujjatdir. U Jahon sog'liqni saqlash tashkilotining (JSST) Kengaytirilgan immunizatsiya dasturi (EPI — Expanded Programme on Immunization) tamoyillari asosida, mamlakatning epidemiologik vaziyati va vaksinalar mavjudligini hisobga olib tuziladi [1][2]. O'zbekiston milliy emlash kalendari bolalik va o'smirlik davrini qamrab olib, bir qator boshqariladigan yuqumli kasalliklardan himoyani ta'minlaydi va davlat tomonidan bepul tarzda amalga oshiriladi. Kalendar davriy ravishda epidemiologik vaziyat va yangi vaksinalar mavjudligiga qarab qayta ko'rib chiqiladi va to'ldiriladi.</w:t>
       </w:r>
     </w:p>
     <w:p>
@@ -26,7 +26,7 @@
         <w:spacing w:after="80" w:before="160"/>
       </w:pPr>
       <w:r>
-        <w:t xml:space="preserve">Tug'ma va orttirilgan immunitet</w:t>
+        <w:t xml:space="preserve">Hayotning birinchi yilidagi emlashlar</w:t>
       </w:r>
     </w:p>
     <w:p>
@@ -35,7 +35,7 @@
         <w:jc w:val="both"/>
       </w:pPr>
       <w:r>
-        <w:t xml:space="preserve">Tug'ma (nospetsifik, tabiiy rezistentlik) immunitet tug'ilishdan mavjud bo'lib, aniq qo'zg'atuvchiga yo'naltirilmagan va darhol ta'sir qiladi. Unga teri va shilliq qavatlar to'sig'i, fagotsitoz, komplement tizimi va yallig'lanish reaksiyasi kiradi. Xalqaro manbalarga ko'ra, tug'ma immunitet infeksiyaga qarshi tezkor va doimiy himoyani ta'minlaydi va oldingi uchrashuvni talab qilmaydi [2]. Orttirilgan (spetsifik) immunitet esa hayot davomida shakllanadi, aniq antigenga yo'naltirilgan, immunologik xotiraga ega va takroriy uchrashuvda kuchliroq javob beradi; u B- va T-limfotsitlar hamda antitelolar faoliyatiga asoslanadi [2].</w:t>
+        <w:t xml:space="preserve">O'zbekiston Respublikasida profilaktik emlashlar o'tkazish kalendar rejasiga ko'ra, emlash chaqaloqning hayotining birinchi sutkasidan boshlanadi: 1-sutkada — virusli gepatit B-ga qarshi birinchi doza (VGB-1); 2–5-kunlarda — silga qarshi BSJ-1 [1]. Keyin 2 oylikda OPV-1, rotavirus (Roto-1), pentavalent (penta-1) va pnevmokokk (PNEVMO-1); 3 oylikda OPV-2, Roto-2, penta-2, PNEVMO-2; 4 oylikda OPV-3, penta-3 va IPV emlanadi [1]. Birinchi yildagi bu intensiv emlash jadvali bolani difteriya, ko'kyo'tal, qoqshol, gepatit B, poliomielit, gemofil, pnevmokokk va rotavirus infeksiyalaridan himoyalaydi. Aynan hayotning dastlabki oylarida ko'p emlash o'tkazilishining sababi — bu davr bolalar uchun infeksiyalardan eng xavfli davr bo'lib, onadan o'tgan himoya antitelolari asta-sekin kamayib boradi va bola o'zining faol immunitetiga muhtoj bo'ladi. JSSTning Kengaytirilgan immunizatsiya dasturi aynan shu mantiqqa asoslanadi va dunyo bo'ylab millionlab bolalar hayotini saqlab qolgan [2].</w:t>
       </w:r>
     </w:p>
     <w:p>
@@ -44,7 +44,7 @@
         <w:spacing w:after="80" w:before="160"/>
       </w:pPr>
       <w:r>
-        <w:t xml:space="preserve">Tabiiy immunitet</w:t>
+        <w:t xml:space="preserve">Bir yoshdan keyingi emlashlar</w:t>
       </w:r>
     </w:p>
     <w:p>
@@ -53,7 +53,7 @@
         <w:jc w:val="both"/>
       </w:pPr>
       <w:r>
-        <w:t xml:space="preserve">Orttirilgan immunitet kelib chiqishiga ko'ra tabiiy va sun'iy bo'ladi. Tabiiy immunitet tibbiy aralashuvsiz, tabiiy sharoitda shakllanadi va o'z navbatida ikki xil bo'ladi. Tabiiy aktiv immunitet kasallikni (ba'zan yashirin infeksiyani) o'tkazish natijasida hosil bo'ladi; masalan, qizamiq yoki suvchechakdan keyin umrbod mustahkam immunitet qoladi. Tabiiy passiv immunitet esa onadan bolaga antitelolar o'tishi hisobiga yuzaga keladi: homiladorlik davrida yo'ldosh (platsenta) orqali IgG antitelolar, tug'ilgandan keyin esa ona suti (ayniqsa og'iz suti) orqali IgA antitelolar bolaga o'tadi va uni dastlabki oylarda himoya qiladi [1][2].</w:t>
+        <w:t xml:space="preserve">Keyingi muddatlar quyidagicha: 12 oylikda — qizamiq-parotit-qizilchaga qarshi QPQ-1 va PNEVMO-3; 16 oylikda — OPV-4 va AKDS-4; 6 yoshda — QPQ-2; 1-sinfda (7 yosh) — OPV-5 va ADS-M-5; 12–13 yoshda — inson papillomavirusiga qarshi vaksina (VPCH, faqat qizlar); 16 yoshda — ADS-M-6 [1]. Bu revaksinatsiyalar birinchi yilda shakllangan immunitetni mustahkamlaydi va uning davomiyligini ta'minlaydi. Kalendar izohiga ko'ra, IPV vaksinasi qo'llanilishi bilan tug'ruqxonalarda OPV-0 vaksinasi ishlatilmaydi [1].</w:t>
       </w:r>
     </w:p>
     <w:p>
@@ -62,7 +62,7 @@
         <w:spacing w:after="80" w:before="160"/>
       </w:pPr>
       <w:r>
-        <w:t xml:space="preserve">Sun'iy immunitet</w:t>
+        <w:t xml:space="preserve">Vaksinalar va ular himoya qiladigan kasalliklar</w:t>
       </w:r>
     </w:p>
     <w:p>
@@ -71,7 +71,7 @@
         <w:jc w:val="both"/>
       </w:pPr>
       <w:r>
-        <w:t xml:space="preserve">Sun'iy immunitet tibbiy aralashuv orqali, maqsadli ravishda hosil qilinadi va u ham aktiv va passiv turlarga bo'linadi. Sun'iy aktiv immunitet vaksina (antigen) yuborish natijasida shakllanadi: organizm o'zi antitelolar va xotira hujayralarini ishlab chiqaradi. Sun'iy passiv immunitet esa tayyor antitelolarni — immun zardob yoki immunoglobulinni kiritish orqali yuzaga keladi; bunda organizm o'zi antitelo ishlab chiqarmaydi, balki tashqaridan olinganlardan foydalanadi. Sun'iy aktiv immunizatsiya uzoq muddatli profilaktika uchun (emlash), sun'iy passiv immunizatsiya esa shoshilinch profilaktika va davolash uchun qo'llaniladi [1].</w:t>
+        <w:t xml:space="preserve">Kalendardagi asosiy vaksinalar: VGB — virusli gepatit B; BSJ — silga qarshi; OPV va IPV — poliomielitga qarshi; Roto — rotavirus (virusli diareya)ga qarshi; pentavalent — difteriya-ko'kyo'tal-qoqshol-gepatit B-XIB infeksiyasiga qarshi; PNEVMO — pnevmokokk infeksiyaga qarshi; QPQ — qizamiq-parotit-qizilchaga qarshi; AKDS — difteriya-ko'kyo'tal-qoqsholga qarshi; ADS-M — difteriya-qoqsholga qarshi; VPCH — inson papillomavirusiga qarshi [1]. Bu vaksinalar o'tmishda bolalar o'limi va nogironligining asosiy sabablari bo'lgan kasalliklardan himoya qiladi. Ba'zi vaksinalar tirik attenuatlangan (OPV, QPQ, BSJ, rotavirus), boshqalari inaktivlangan yoki subyunit/anatoksinli (IPV, pentavalent komponentlari, pnevmokokk, gepatit B) hisoblanadi; bu farq ularning saqlanishi, qo'llanishi va qarshi ko'rsatmalarida aks etadi. Masalan, tirik vaksinalar immuntanqis bolalarga ehtiyotkorlik bilan yondashishni talab qiladi, bu esa emlash oldidan bolaning holatini baholash muhimligini ko'rsatadi.</w:t>
       </w:r>
     </w:p>
     <w:p>
@@ -80,7 +80,7 @@
         <w:spacing w:after="80" w:before="160"/>
       </w:pPr>
       <w:r>
-        <w:t xml:space="preserve">Aktiv va passiv immunitetning farqlari</w:t>
+        <w:t xml:space="preserve">Emlash muddatlariga rioya qilishning ahamiyati</w:t>
       </w:r>
     </w:p>
     <w:p>
@@ -89,7 +89,7 @@
         <w:jc w:val="both"/>
       </w:pPr>
       <w:r>
-        <w:t xml:space="preserve">Aktiv va passiv immunitet o'rtasida muhim farqlar bor. Aktiv immunitet organizmning o'zi tomonidan ishlab chiqariladi, kechroq (odatda 1–3 hafta) shakllanadi, lekin uzoq muddatli (yillar yoki umrbod) bo'ladi va immunologik xotira qoldiradi; takroriy ta'sirda tez va kuchli javob beradi. Passiv immunitet esa tashqaridan kiritilgan tayyor antitelolar hisobiga darhol ta'sir qiladi, biroq qisqa muddatli (bir necha hafta-oy) bo'lib, xotira qoldirmaydi, chunki organizm o'zi faol ishtirok etmaydi. Shu farqlar ularning qo'llanish sohalarini belgilaydi [1][2]. Ba'zan aktiv va passiv immunizatsiya birgalikda qo'llaniladi — masalan, quturishga qarshi profilaktikada bemorga ham vaksina (aktiv immunitet uchun), ham immunoglobulin (darhol himoya uchun) beriladi. Bu kombinatsiya passiv immunitetning tezligini aktiv immunitetning uzoqligi bilan birlashtiradi va og'ir, o'limga olib keladigan kasalliklarning oldini olishda hal qiluvchi ahamiyatga ega. Shunday yondashuv qoqshol profilaktikasida ham qo'llaniladi, bu immunitet turlarini amaliyotda uyg'un qo'llashning yorqin namunasidir.</w:t>
+        <w:t xml:space="preserve">Emlash muddatlari tasodifiy emas, balki immun tizimning yetilishi, onadan o'tgan antitelolarning kamayishi va kasallik xavfining eng yuqori bo'lgan davrini hisobga olib belgilanadi. Masalan, gepatit B-ga qarshi birinchi doza hayotning birinchi sutkasida beriladi, chunki onadan bolaga yuqish xavfini kamaytirish zarur. Dozalar orasidagi oraliqqa rioya qilish immun xotirani mustahkamlaydi. JSST tamoyiliga ko'ra, agar emlash jadvali buzilgan bo'lsa, vaksinatsiya boshidan boshlanmaydi, balki uzilgan joydan davom ettiriladi [2]. Shu bois har bir dozani o'z vaqtida o'tkazish muhimdir.</w:t>
       </w:r>
     </w:p>
     <w:p>
@@ -98,7 +98,7 @@
         <w:spacing w:after="80" w:before="160"/>
       </w:pPr>
       <w:r>
-        <w:t xml:space="preserve">Qo'llanilishi va epidemiologik ahamiyati</w:t>
+        <w:t xml:space="preserve">Emlashni tashkil etish</w:t>
       </w:r>
     </w:p>
     <w:p>
@@ -107,7 +107,7 @@
         <w:jc w:val="both"/>
       </w:pPr>
       <w:r>
-        <w:t xml:space="preserve">Immunitet turlarini bilish amaliy ahamiyatga ega. Sun'iy aktiv immunitet (vaksinatsiya) boshqariladigan infeksiyalarga qarshi uzoq muddatli himoya va jamoaviy immunitet shakllantirish uchun asosiy vositadir. Sun'iy passiv immunitet (immunoglobulin, zardob) esa qoqshol, quturish, difteriya kabi hollarda shoshilinch profilaktika sifatida, ya'ni tez himoya zarur bo'lganda qo'llaniladi. Tabiiy passiv immunitet (ona suti) chaqaloqlarni dastlabki oylarda himoya qilgani uchun emizishni targ'ib qilish ham profilaktik ahamiyatga ega. Shunday qilib, immunitet turlari immunprofilaktika strategiyasining nazariy asosini tashkil etadi [1][2]. Immunitet turini to'g'ri tanlash vaziyatga bog'liq: agar kasallikning oldini uzoq muddatga olish zarur bo'lsa, aktiv immunizatsiya (emlash) tanlanadi; agar odam allaqachon xavfli qo'zg'atuvchi bilan kontaktda bo'lgan va tez himoya kerak bo'lsa, passiv immunizatsiya qo'llanadi. Noto'g'ri tanlov — masalan, kontaktdan keyin faqat vaksinaga tayanish — kasallikning rivojlanishiga yo'l qo'yishi mumkin, chunki aktiv immunitet shakllanishi uchun vaqt kerak.</w:t>
+        <w:t xml:space="preserve">Emlash davlat tibbiyot muassasalarida — poliklinikalar, qishloq vrachlik punktlari va oilaviy poliklinikalarda amalga oshiriladi. Har bir bolaning emlanganlik holati hisobga olinadi, emlanmagan yoki kechikkan bolalar faol aniqlanib emlanadi. Vaksinalar uzluksiz sovuqlik zanjiri sharoitida saqlanadi va tashiladi. Emlashdan oldin bolaning sog'lig'i baholanadi, qarshi ko'rsatmalar aniqlanadi; emlashdan keyin bola kuzatuvda qoldiriladi. Emlash qamrovi hududlar va yosh guruhlari bo'yicha tahlil qilinib, immun qatlamidagi bo'shliqlar aniqlanadi va bartaraf etiladi [1][2]. Emlash ishi hujjatlashtiriladi: har bir o'tkazilgan emlash bola tibbiy hujjatlarida qayd etiladi, bu esa qamrovni hisoblash va emlanganlik holatini kuzatish imkonini beradi. Emlashdan keyingi noxush hodisalar (AEFI) ham qayd etilib, tahlil qilinadi; bu vaksina xavfsizligini monitoring qilish va aholi ishonchini saqlashning muhim mexanizmidir.</w:t>
       </w:r>
     </w:p>
     <w:p>
@@ -116,7 +116,7 @@
         <w:spacing w:after="80" w:before="160"/>
       </w:pPr>
       <w:r>
-        <w:t xml:space="preserve">Immunitetning napryajyonnosti va davomiyligi</w:t>
+        <w:t xml:space="preserve">Epidemiologik ahamiyati</w:t>
       </w:r>
     </w:p>
     <w:p>
@@ -125,7 +125,7 @@
         <w:jc w:val="both"/>
       </w:pPr>
       <w:r>
-        <w:t xml:space="preserve">Immunitetning kuchlanishi (napryajyonnost) va davomiyligi kasallik va immunitet turiga qarab turlicha bo'ladi. Qizamiq, parotit va suvchechakdan keyingi tabiiy aktiv immunitet umrbod, difteriya va qoqsholga qarshi immunitet esa vaqt o'tishi bilan susayadi va revaksinatsiyani talab qiladi. Passiv immunitet har doim qisqa muddatli. Immunitet darajasini seroepidemiologik tekshiruvlar orqali (antitelolar titrini aniqlash) baholash mumkin; bu emlash dasturlarini rejalashtirish va aholi immun qatlamini baholash uchun muhim ko'rsatkichdir [2]. Immunitet davomiyligi haqidagi bilim revaksinatsiya muddatlarini belgilashda bevosita qo'llaniladi: masalan, difteriya-qoqsholga qarshi har o'n yilda qo'shimcha doza (booster) tavsiya etilishi aynan immunitetning asta-sekin susayishi bilan izohlanadi. Shu bois immunitet turlari va ularning dinamikasi nafaqat nazariy, balki bevosita amaliy — emlash kalendarini loyihalash — ahamiyatga ega.</w:t>
+        <w:t xml:space="preserve">Emlash kalendariga rioya qilish boshqariladigan infeksiyalarga qarshi kurashning asosidir. Yuqori va barqaror emlash qamrovi jamoaviy immunitetni shakllantirib, qo'zg'atuvchining aholi orasida uzatilishini uzadi va hatto emlanmagan shaxslarni ham bilvosita himoya qiladi. Emlash qamrovining pasayishi esa kasalliklarning qaytadan avj olishiga olib keladi; shu bois JSST global darajada emlash qamrovini yuqori ushlab turishga chaqiradi [2]. O'zbekistonda emlash dasturi poliomielit va boshqa infeksiyalar bo'yicha sezilarli yutuqlarga erishishda muhim rol o'ynagan. Qizamiq kabi o'ta yuqumli kasalliklarda jamoaviy immunitetga erishish uchun aholining juda katta ulushi — ba'zan 95% dan ortig'i — emlangan bo'lishi talab etiladi, chunki bu kasalliklarning bazaviy reproduksiya ko'rsatkichi (R0) juda yuqori. Shu bois hatto kichik qamrov pasayishi ham epidemiyaga olib kelishi mumkin, buni so'nggi yillardagi global qizamiq avj olishlari tasdiqlaydi [2].</w:t>
       </w:r>
     </w:p>
     <w:p>
@@ -143,7 +143,7 @@
         <w:jc w:val="both"/>
       </w:pPr>
       <w:r>
-        <w:t xml:space="preserve">Immunitet tug'ma va orttirilgan turlarga bo'linadi; orttirilgan immunitet kelib chiqishiga ko'ra tabiiy va sun'iy, mexanizmiga ko'ra aktiv va passiv bo'ladi. Tabiiy aktiv immunitet kasallikdan, tabiiy passiv immunitet onadan o'tgan antitelolardan; sun'iy aktiv immunitet vaksinadan, sun'iy passiv immunitet esa zardob va immunoglobulindan hosil bo'ladi. Aktiv immunitet kech shakllanadi, lekin uzoq va xotirali; passiv immunitet tez, lekin qisqa muddatli. Bu turlarni bilish immunprofilaktikani — ham rejali emlashni, ham shoshilinch profilaktikani — to'g'ri tashkil etishning asosidir va vrach-epidemiolog uchun zaruriy nazariy bilim hisoblanadi. Immunitet turlarini chuqur tushunish har qanday epidemiologik vaziyatda qabul qiluvchan organizmga qaratilgan choralarni to'g'ri tanlash imkonini beradi.</w:t>
+        <w:t xml:space="preserve">O'zbekiston milliy emlash kalendari hayotning birinchi sutkasidan (VGB) boshlab 16 yoshgacha (ADS-M) bo'lgan davrni qamrab oladi va JSST EPI tamoyillariga asoslanadi. Emlash muddatlari immun tizimning yetilishi va kasallik xavfini hisobga olib belgilanadi; dozalar ketma-ketligi va oraliqlariga rioya qilish muhimdir. Kalendar difteriya, ko'kyo'tal, qoqshol, poliomielit, qizamiq, parotit, qizilcha, gepatit B, sil, rotavirus, pnevmokokk, gemofil va papillomavirus infeksiyalaridan himoya qiladi. Yuqori emlash qamrovi jamoaviy immunitetni ta'minlab, bu kasalliklarning oldini olishning kalitidir. Vrach-epidemiolog uchun milliy emlash kalendarini, emlash muddatlarini va ularni amalga oshirish qoidalarini puxta bilish immunprofilaktikani to'g'ri tashkil etishning zaruriy shartidir.</w:t>
       </w:r>
     </w:p>
     <w:p>
@@ -165,20 +165,7 @@
         <w:spacing w:after="40"/>
       </w:pPr>
       <w:r>
-        <w:t xml:space="preserve">Muhamedov I., Eshboyev E., Zokirov N., Zokirov M. Mikrobiologiya, immunologiya. — Toshkent.</w:t>
-      </w:r>
-    </w:p>
-    <w:p>
-      <w:pPr>
-        <w:pStyle w:val="ListParagraph"/>
-        <w:numPr>
-          <w:ilvl w:val="0"/>
-          <w:numId w:val="2"/>
-        </w:numPr>
-        <w:spacing w:after="40"/>
-      </w:pPr>
-      <w:r>
-        <w:t xml:space="preserve">Marshall J.S. et al. An introduction to immunology and immunopathology. Allergy Asthma Clin Immunol. (NCBI). URL: https://www.ncbi.nlm.nih.gov/books/NBK539801/</w:t>
+        <w:t xml:space="preserve">O'zbekiston Respublikasida profilaktik emlashlar o'tkazish kalendar rejasi (Milliy emlash kalendari). O'zR Sog'liqni saqlash vazirligi.</w:t>
       </w:r>
     </w:p>
     <w:p>
@@ -397,6 +384,18 @@
       <w:lvlJc w:val="left"/>
       <w:pPr>
         <w:ind w:left="576" w:hanging="316"/>
+      </w:pPr>
+    </w:lvl>
+  </w:abstractNum>
+  <w:abstractNum w:abstractNumId="90">
+    <w:multiLevelType w:val="hybridMultilevel"/>
+    <w:lvl w:ilvl="0">
+      <w:start w:val="1"/>
+      <w:numFmt w:val="decimal"/>
+      <w:lvlText w:val="%1)"/>
+      <w:lvlJc w:val="left"/>
+      <w:pPr>
+        <w:ind w:left="851" w:hanging="425"/>
       </w:pPr>
     </w:lvl>
   </w:abstractNum>

--- a/javoblar/029.docx
+++ b/javoblar/029.docx
@@ -5,154 +5,265 @@
     <w:p>
       <w:pPr>
         <w:pStyle w:val="Heading1"/>
-        <w:spacing w:after="200"/>
-      </w:pPr>
-      <w:r>
+        <w:spacing w:after="240"/>
+        <w:jc w:val="center"/>
+      </w:pPr>
+      <w:r>
+        <w:rPr>
+          <w:rFonts w:ascii="Times New Roman" w:cs="Times New Roman" w:eastAsia="Times New Roman" w:hAnsi="Times New Roman"/>
+          <w:b/>
+          <w:bCs/>
+          <w:sz w:val="28"/>
+          <w:szCs w:val="28"/>
+        </w:rPr>
         <w:t xml:space="preserve">29. O'zbekistonda emlash kalendari, emlash muddatlari</w:t>
       </w:r>
     </w:p>
     <w:p>
       <w:pPr>
-        <w:spacing w:after="120"/>
+        <w:spacing w:after="120" w:line="276"/>
+        <w:ind w:firstLine="567"/>
         <w:jc w:val="both"/>
       </w:pPr>
       <w:r>
+        <w:rPr>
+          <w:rFonts w:ascii="Times New Roman" w:cs="Times New Roman" w:eastAsia="Times New Roman" w:hAnsi="Times New Roman"/>
+          <w:sz w:val="28"/>
+          <w:szCs w:val="28"/>
+        </w:rPr>
         <w:t xml:space="preserve">Emlash kalendari — mamlakatda aholini qaysi yoshda, qaysi vaksina bilan va necha marta emlash kerakligini belgilovchi rasmiy hujjatdir. U Jahon sog'liqni saqlash tashkilotining (JSST) Kengaytirilgan immunizatsiya dasturi (EPI — Expanded Programme on Immunization) tamoyillari asosida, mamlakatning epidemiologik vaziyati va vaksinalar mavjudligini hisobga olib tuziladi [1][2]. O'zbekiston milliy emlash kalendari bolalik va o'smirlik davrini qamrab olib, bir qator boshqariladigan yuqumli kasalliklardan himoyani ta'minlaydi va davlat tomonidan bepul tarzda amalga oshiriladi. Kalendar davriy ravishda epidemiologik vaziyat va yangi vaksinalar mavjudligiga qarab qayta ko'rib chiqiladi va to'ldiriladi.</w:t>
       </w:r>
     </w:p>
     <w:p>
       <w:pPr>
         <w:pStyle w:val="Heading2"/>
-        <w:spacing w:after="80" w:before="160"/>
-      </w:pPr>
-      <w:r>
+        <w:spacing w:after="100" w:before="200"/>
+      </w:pPr>
+      <w:r>
+        <w:rPr>
+          <w:rFonts w:ascii="Times New Roman" w:cs="Times New Roman" w:eastAsia="Times New Roman" w:hAnsi="Times New Roman"/>
+          <w:b/>
+          <w:bCs/>
+          <w:sz w:val="28"/>
+          <w:szCs w:val="28"/>
+        </w:rPr>
         <w:t xml:space="preserve">Hayotning birinchi yilidagi emlashlar</w:t>
       </w:r>
     </w:p>
     <w:p>
       <w:pPr>
-        <w:spacing w:after="120"/>
+        <w:spacing w:after="120" w:line="276"/>
+        <w:ind w:firstLine="567"/>
         <w:jc w:val="both"/>
       </w:pPr>
       <w:r>
+        <w:rPr>
+          <w:rFonts w:ascii="Times New Roman" w:cs="Times New Roman" w:eastAsia="Times New Roman" w:hAnsi="Times New Roman"/>
+          <w:sz w:val="28"/>
+          <w:szCs w:val="28"/>
+        </w:rPr>
         <w:t xml:space="preserve">O'zbekiston Respublikasida profilaktik emlashlar o'tkazish kalendar rejasiga ko'ra, emlash chaqaloqning hayotining birinchi sutkasidan boshlanadi: 1-sutkada — virusli gepatit B-ga qarshi birinchi doza (VGB-1); 2–5-kunlarda — silga qarshi BSJ-1 [1]. Keyin 2 oylikda OPV-1, rotavirus (Roto-1), pentavalent (penta-1) va pnevmokokk (PNEVMO-1); 3 oylikda OPV-2, Roto-2, penta-2, PNEVMO-2; 4 oylikda OPV-3, penta-3 va IPV emlanadi [1]. Birinchi yildagi bu intensiv emlash jadvali bolani difteriya, ko'kyo'tal, qoqshol, gepatit B, poliomielit, gemofil, pnevmokokk va rotavirus infeksiyalaridan himoyalaydi. Aynan hayotning dastlabki oylarida ko'p emlash o'tkazilishining sababi — bu davr bolalar uchun infeksiyalardan eng xavfli davr bo'lib, onadan o'tgan himoya antitelolari asta-sekin kamayib boradi va bola o'zining faol immunitetiga muhtoj bo'ladi. JSSTning Kengaytirilgan immunizatsiya dasturi aynan shu mantiqqa asoslanadi va dunyo bo'ylab millionlab bolalar hayotini saqlab qolgan [2].</w:t>
       </w:r>
     </w:p>
     <w:p>
       <w:pPr>
         <w:pStyle w:val="Heading2"/>
-        <w:spacing w:after="80" w:before="160"/>
-      </w:pPr>
-      <w:r>
+        <w:spacing w:after="100" w:before="200"/>
+      </w:pPr>
+      <w:r>
+        <w:rPr>
+          <w:rFonts w:ascii="Times New Roman" w:cs="Times New Roman" w:eastAsia="Times New Roman" w:hAnsi="Times New Roman"/>
+          <w:b/>
+          <w:bCs/>
+          <w:sz w:val="28"/>
+          <w:szCs w:val="28"/>
+        </w:rPr>
         <w:t xml:space="preserve">Bir yoshdan keyingi emlashlar</w:t>
       </w:r>
     </w:p>
     <w:p>
       <w:pPr>
-        <w:spacing w:after="120"/>
+        <w:spacing w:after="120" w:line="276"/>
+        <w:ind w:firstLine="567"/>
         <w:jc w:val="both"/>
       </w:pPr>
       <w:r>
+        <w:rPr>
+          <w:rFonts w:ascii="Times New Roman" w:cs="Times New Roman" w:eastAsia="Times New Roman" w:hAnsi="Times New Roman"/>
+          <w:sz w:val="28"/>
+          <w:szCs w:val="28"/>
+        </w:rPr>
         <w:t xml:space="preserve">Keyingi muddatlar quyidagicha: 12 oylikda — qizamiq-parotit-qizilchaga qarshi QPQ-1 va PNEVMO-3; 16 oylikda — OPV-4 va AKDS-4; 6 yoshda — QPQ-2; 1-sinfda (7 yosh) — OPV-5 va ADS-M-5; 12–13 yoshda — inson papillomavirusiga qarshi vaksina (VPCH, faqat qizlar); 16 yoshda — ADS-M-6 [1]. Bu revaksinatsiyalar birinchi yilda shakllangan immunitetni mustahkamlaydi va uning davomiyligini ta'minlaydi. Kalendar izohiga ko'ra, IPV vaksinasi qo'llanilishi bilan tug'ruqxonalarda OPV-0 vaksinasi ishlatilmaydi [1].</w:t>
       </w:r>
     </w:p>
     <w:p>
       <w:pPr>
         <w:pStyle w:val="Heading2"/>
-        <w:spacing w:after="80" w:before="160"/>
-      </w:pPr>
-      <w:r>
+        <w:spacing w:after="100" w:before="200"/>
+      </w:pPr>
+      <w:r>
+        <w:rPr>
+          <w:rFonts w:ascii="Times New Roman" w:cs="Times New Roman" w:eastAsia="Times New Roman" w:hAnsi="Times New Roman"/>
+          <w:b/>
+          <w:bCs/>
+          <w:sz w:val="28"/>
+          <w:szCs w:val="28"/>
+        </w:rPr>
         <w:t xml:space="preserve">Vaksinalar va ular himoya qiladigan kasalliklar</w:t>
       </w:r>
     </w:p>
     <w:p>
       <w:pPr>
-        <w:spacing w:after="120"/>
+        <w:spacing w:after="120" w:line="276"/>
+        <w:ind w:firstLine="567"/>
         <w:jc w:val="both"/>
       </w:pPr>
       <w:r>
+        <w:rPr>
+          <w:rFonts w:ascii="Times New Roman" w:cs="Times New Roman" w:eastAsia="Times New Roman" w:hAnsi="Times New Roman"/>
+          <w:sz w:val="28"/>
+          <w:szCs w:val="28"/>
+        </w:rPr>
         <w:t xml:space="preserve">Kalendardagi asosiy vaksinalar: VGB — virusli gepatit B; BSJ — silga qarshi; OPV va IPV — poliomielitga qarshi; Roto — rotavirus (virusli diareya)ga qarshi; pentavalent — difteriya-ko'kyo'tal-qoqshol-gepatit B-XIB infeksiyasiga qarshi; PNEVMO — pnevmokokk infeksiyaga qarshi; QPQ — qizamiq-parotit-qizilchaga qarshi; AKDS — difteriya-ko'kyo'tal-qoqsholga qarshi; ADS-M — difteriya-qoqsholga qarshi; VPCH — inson papillomavirusiga qarshi [1]. Bu vaksinalar o'tmishda bolalar o'limi va nogironligining asosiy sabablari bo'lgan kasalliklardan himoya qiladi. Ba'zi vaksinalar tirik attenuatlangan (OPV, QPQ, BSJ, rotavirus), boshqalari inaktivlangan yoki subyunit/anatoksinli (IPV, pentavalent komponentlari, pnevmokokk, gepatit B) hisoblanadi; bu farq ularning saqlanishi, qo'llanishi va qarshi ko'rsatmalarida aks etadi. Masalan, tirik vaksinalar immuntanqis bolalarga ehtiyotkorlik bilan yondashishni talab qiladi, bu esa emlash oldidan bolaning holatini baholash muhimligini ko'rsatadi.</w:t>
       </w:r>
     </w:p>
     <w:p>
       <w:pPr>
         <w:pStyle w:val="Heading2"/>
-        <w:spacing w:after="80" w:before="160"/>
-      </w:pPr>
-      <w:r>
+        <w:spacing w:after="100" w:before="200"/>
+      </w:pPr>
+      <w:r>
+        <w:rPr>
+          <w:rFonts w:ascii="Times New Roman" w:cs="Times New Roman" w:eastAsia="Times New Roman" w:hAnsi="Times New Roman"/>
+          <w:b/>
+          <w:bCs/>
+          <w:sz w:val="28"/>
+          <w:szCs w:val="28"/>
+        </w:rPr>
         <w:t xml:space="preserve">Emlash muddatlariga rioya qilishning ahamiyati</w:t>
       </w:r>
     </w:p>
     <w:p>
       <w:pPr>
-        <w:spacing w:after="120"/>
+        <w:spacing w:after="120" w:line="276"/>
+        <w:ind w:firstLine="567"/>
         <w:jc w:val="both"/>
       </w:pPr>
       <w:r>
+        <w:rPr>
+          <w:rFonts w:ascii="Times New Roman" w:cs="Times New Roman" w:eastAsia="Times New Roman" w:hAnsi="Times New Roman"/>
+          <w:sz w:val="28"/>
+          <w:szCs w:val="28"/>
+        </w:rPr>
         <w:t xml:space="preserve">Emlash muddatlari tasodifiy emas, balki immun tizimning yetilishi, onadan o'tgan antitelolarning kamayishi va kasallik xavfining eng yuqori bo'lgan davrini hisobga olib belgilanadi. Masalan, gepatit B-ga qarshi birinchi doza hayotning birinchi sutkasida beriladi, chunki onadan bolaga yuqish xavfini kamaytirish zarur. Dozalar orasidagi oraliqqa rioya qilish immun xotirani mustahkamlaydi. JSST tamoyiliga ko'ra, agar emlash jadvali buzilgan bo'lsa, vaksinatsiya boshidan boshlanmaydi, balki uzilgan joydan davom ettiriladi [2]. Shu bois har bir dozani o'z vaqtida o'tkazish muhimdir.</w:t>
       </w:r>
     </w:p>
     <w:p>
       <w:pPr>
         <w:pStyle w:val="Heading2"/>
-        <w:spacing w:after="80" w:before="160"/>
-      </w:pPr>
-      <w:r>
+        <w:spacing w:after="100" w:before="200"/>
+      </w:pPr>
+      <w:r>
+        <w:rPr>
+          <w:rFonts w:ascii="Times New Roman" w:cs="Times New Roman" w:eastAsia="Times New Roman" w:hAnsi="Times New Roman"/>
+          <w:b/>
+          <w:bCs/>
+          <w:sz w:val="28"/>
+          <w:szCs w:val="28"/>
+        </w:rPr>
         <w:t xml:space="preserve">Emlashni tashkil etish</w:t>
       </w:r>
     </w:p>
     <w:p>
       <w:pPr>
-        <w:spacing w:after="120"/>
+        <w:spacing w:after="120" w:line="276"/>
+        <w:ind w:firstLine="567"/>
         <w:jc w:val="both"/>
       </w:pPr>
       <w:r>
+        <w:rPr>
+          <w:rFonts w:ascii="Times New Roman" w:cs="Times New Roman" w:eastAsia="Times New Roman" w:hAnsi="Times New Roman"/>
+          <w:sz w:val="28"/>
+          <w:szCs w:val="28"/>
+        </w:rPr>
         <w:t xml:space="preserve">Emlash davlat tibbiyot muassasalarida — poliklinikalar, qishloq vrachlik punktlari va oilaviy poliklinikalarda amalga oshiriladi. Har bir bolaning emlanganlik holati hisobga olinadi, emlanmagan yoki kechikkan bolalar faol aniqlanib emlanadi. Vaksinalar uzluksiz sovuqlik zanjiri sharoitida saqlanadi va tashiladi. Emlashdan oldin bolaning sog'lig'i baholanadi, qarshi ko'rsatmalar aniqlanadi; emlashdan keyin bola kuzatuvda qoldiriladi. Emlash qamrovi hududlar va yosh guruhlari bo'yicha tahlil qilinib, immun qatlamidagi bo'shliqlar aniqlanadi va bartaraf etiladi [1][2]. Emlash ishi hujjatlashtiriladi: har bir o'tkazilgan emlash bola tibbiy hujjatlarida qayd etiladi, bu esa qamrovni hisoblash va emlanganlik holatini kuzatish imkonini beradi. Emlashdan keyingi noxush hodisalar (AEFI) ham qayd etilib, tahlil qilinadi; bu vaksina xavfsizligini monitoring qilish va aholi ishonchini saqlashning muhim mexanizmidir.</w:t>
       </w:r>
     </w:p>
     <w:p>
       <w:pPr>
         <w:pStyle w:val="Heading2"/>
-        <w:spacing w:after="80" w:before="160"/>
-      </w:pPr>
-      <w:r>
+        <w:spacing w:after="100" w:before="200"/>
+      </w:pPr>
+      <w:r>
+        <w:rPr>
+          <w:rFonts w:ascii="Times New Roman" w:cs="Times New Roman" w:eastAsia="Times New Roman" w:hAnsi="Times New Roman"/>
+          <w:b/>
+          <w:bCs/>
+          <w:sz w:val="28"/>
+          <w:szCs w:val="28"/>
+        </w:rPr>
         <w:t xml:space="preserve">Epidemiologik ahamiyati</w:t>
       </w:r>
     </w:p>
     <w:p>
       <w:pPr>
-        <w:spacing w:after="120"/>
+        <w:spacing w:after="120" w:line="276"/>
+        <w:ind w:firstLine="567"/>
         <w:jc w:val="both"/>
       </w:pPr>
       <w:r>
+        <w:rPr>
+          <w:rFonts w:ascii="Times New Roman" w:cs="Times New Roman" w:eastAsia="Times New Roman" w:hAnsi="Times New Roman"/>
+          <w:sz w:val="28"/>
+          <w:szCs w:val="28"/>
+        </w:rPr>
         <w:t xml:space="preserve">Emlash kalendariga rioya qilish boshqariladigan infeksiyalarga qarshi kurashning asosidir. Yuqori va barqaror emlash qamrovi jamoaviy immunitetni shakllantirib, qo'zg'atuvchining aholi orasida uzatilishini uzadi va hatto emlanmagan shaxslarni ham bilvosita himoya qiladi. Emlash qamrovining pasayishi esa kasalliklarning qaytadan avj olishiga olib keladi; shu bois JSST global darajada emlash qamrovini yuqori ushlab turishga chaqiradi [2]. O'zbekistonda emlash dasturi poliomielit va boshqa infeksiyalar bo'yicha sezilarli yutuqlarga erishishda muhim rol o'ynagan. Qizamiq kabi o'ta yuqumli kasalliklarda jamoaviy immunitetga erishish uchun aholining juda katta ulushi — ba'zan 95% dan ortig'i — emlangan bo'lishi talab etiladi, chunki bu kasalliklarning bazaviy reproduksiya ko'rsatkichi (R0) juda yuqori. Shu bois hatto kichik qamrov pasayishi ham epidemiyaga olib kelishi mumkin, buni so'nggi yillardagi global qizamiq avj olishlari tasdiqlaydi [2].</w:t>
       </w:r>
     </w:p>
     <w:p>
       <w:pPr>
         <w:pStyle w:val="Heading2"/>
-        <w:spacing w:after="80" w:before="160"/>
-      </w:pPr>
-      <w:r>
-        <w:t xml:space="preserve">Xulosa</w:t>
-      </w:r>
-    </w:p>
-    <w:p>
-      <w:pPr>
-        <w:spacing w:after="120"/>
+        <w:spacing w:after="100" w:before="200"/>
+      </w:pPr>
+      <w:r>
+        <w:rPr>
+          <w:rFonts w:ascii="Times New Roman" w:cs="Times New Roman" w:eastAsia="Times New Roman" w:hAnsi="Times New Roman"/>
+          <w:b/>
+          <w:bCs/>
+          <w:sz w:val="28"/>
+          <w:szCs w:val="28"/>
+        </w:rPr>
+        <w:t xml:space="preserve">Emlashlar orasidagi intervallar va maxsus holatlar</w:t>
+      </w:r>
+    </w:p>
+    <w:p>
+      <w:pPr>
+        <w:spacing w:after="120" w:line="276"/>
+        <w:ind w:firstLine="567"/>
         <w:jc w:val="both"/>
       </w:pPr>
       <w:r>
-        <w:t xml:space="preserve">O'zbekiston milliy emlash kalendari hayotning birinchi sutkasidan (VGB) boshlab 16 yoshgacha (ADS-M) bo'lgan davrni qamrab oladi va JSST EPI tamoyillariga asoslanadi. Emlash muddatlari immun tizimning yetilishi va kasallik xavfini hisobga olib belgilanadi; dozalar ketma-ketligi va oraliqlariga rioya qilish muhimdir. Kalendar difteriya, ko'kyo'tal, qoqshol, poliomielit, qizamiq, parotit, qizilcha, gepatit B, sil, rotavirus, pnevmokokk, gemofil va papillomavirus infeksiyalaridan himoya qiladi. Yuqori emlash qamrovi jamoaviy immunitetni ta'minlab, bu kasalliklarning oldini olishning kalitidir. Vrach-epidemiolog uchun milliy emlash kalendarini, emlash muddatlarini va ularni amalga oshirish qoidalarini puxta bilish immunprofilaktikani to'g'ri tashkil etishning zaruriy shartidir.</w:t>
-      </w:r>
-    </w:p>
-    <w:p>
-      <w:pPr>
-        <w:pStyle w:val="Heading2"/>
-        <w:spacing w:after="80" w:before="220"/>
-      </w:pPr>
-      <w:r>
-        <w:t xml:space="preserve">Foydalanilgan adabiyotlar</w:t>
+        <w:rPr>
+          <w:rFonts w:ascii="Times New Roman" w:cs="Times New Roman" w:eastAsia="Times New Roman" w:hAnsi="Times New Roman"/>
+          <w:sz w:val="28"/>
+          <w:szCs w:val="28"/>
+        </w:rPr>
+        <w:t xml:space="preserve">Sanitariya qoidalariga ko'ra, bir xil vaksina dozalari orasida kamida bir oy, turli tirik vaksinalar orasida ham kamida bir oy o'tishi kerak, chunki ular o'rtasida interferensiya bo'lishi mumkin. Emlash vaqtida o'tkazib yuborilgan doza bola bilan birinchi uchrashuvdayoq takrorlanmasdan, navbatdagi emlash o'tkaziladi; bir necha turdagi vaksinalarni alohida shprits bilan tananing turli joylariga bir vaqtda yuborish mumkin [3].</w:t>
+      </w:r>
+    </w:p>
+    <w:p>
+      <w:pPr>
+        <w:spacing w:after="120" w:line="276"/>
+        <w:ind w:firstLine="567"/>
+        <w:jc w:val="both"/>
+      </w:pPr>
+      <w:r>
+        <w:rPr>
+          <w:rFonts w:ascii="Times New Roman" w:cs="Times New Roman" w:eastAsia="Times New Roman" w:hAnsi="Times New Roman"/>
+          <w:sz w:val="28"/>
+          <w:szCs w:val="28"/>
+        </w:rPr>
+        <w:t xml:space="preserve">Qon va uning tarkibiy qismlari quyilganda emlash muddati ko'chiriladi [3]:</w:t>
       </w:r>
     </w:p>
     <w:p>
@@ -162,10 +273,16 @@
           <w:ilvl w:val="0"/>
           <w:numId w:val="2"/>
         </w:numPr>
-        <w:spacing w:after="40"/>
-      </w:pPr>
-      <w:r>
-        <w:t xml:space="preserve">O'zbekiston Respublikasida profilaktik emlashlar o'tkazish kalendar rejasi (Milliy emlash kalendari). O'zR Sog'liqni saqlash vazirligi.</w:t>
+        <w:spacing w:after="60" w:line="276"/>
+        <w:jc w:val="both"/>
+      </w:pPr>
+      <w:r>
+        <w:rPr>
+          <w:rFonts w:ascii="Times New Roman" w:cs="Times New Roman" w:eastAsia="Times New Roman" w:hAnsi="Times New Roman"/>
+          <w:sz w:val="28"/>
+          <w:szCs w:val="28"/>
+        </w:rPr>
+        <w:t xml:space="preserve">eritrotsitar va leykotsitar massa quyilgandan so'ng qizamiq, qizilcha va parotitga qarshi emlash 6 oydan keyin;</w:t>
       </w:r>
     </w:p>
     <w:p>
@@ -175,15 +292,192 @@
           <w:ilvl w:val="0"/>
           <w:numId w:val="2"/>
         </w:numPr>
-        <w:spacing w:after="40"/>
-      </w:pPr>
-      <w:r>
+        <w:spacing w:after="60" w:line="276"/>
+        <w:jc w:val="both"/>
+      </w:pPr>
+      <w:r>
+        <w:rPr>
+          <w:rFonts w:ascii="Times New Roman" w:cs="Times New Roman" w:eastAsia="Times New Roman" w:hAnsi="Times New Roman"/>
+          <w:sz w:val="28"/>
+          <w:szCs w:val="28"/>
+        </w:rPr>
+        <w:t xml:space="preserve">trombotsitar massa yoki plazma quyilganda 7 oydan keyin;</w:t>
+      </w:r>
+    </w:p>
+    <w:p>
+      <w:pPr>
+        <w:pStyle w:val="ListParagraph"/>
+        <w:numPr>
+          <w:ilvl w:val="0"/>
+          <w:numId w:val="2"/>
+        </w:numPr>
+        <w:spacing w:after="60" w:line="276"/>
+        <w:jc w:val="both"/>
+      </w:pPr>
+      <w:r>
+        <w:rPr>
+          <w:rFonts w:ascii="Times New Roman" w:cs="Times New Roman" w:eastAsia="Times New Roman" w:hAnsi="Times New Roman"/>
+          <w:sz w:val="28"/>
+          <w:szCs w:val="28"/>
+        </w:rPr>
+        <w:t xml:space="preserve">immunoglobulin yuborilganda qizamiq, qizilcha, parotit va rotavirusga qarshi emlash 3 oydan, poliomielit va grippga qarshi 1,5 oydan, AKDS, ADS va ADS-M bir oydan keyin.</w:t>
+      </w:r>
+    </w:p>
+    <w:p>
+      <w:pPr>
+        <w:spacing w:after="120" w:line="276"/>
+        <w:ind w:firstLine="567"/>
+        <w:jc w:val="both"/>
+      </w:pPr>
+      <w:r>
+        <w:rPr>
+          <w:rFonts w:ascii="Times New Roman" w:cs="Times New Roman" w:eastAsia="Times New Roman" w:hAnsi="Times New Roman"/>
+          <w:sz w:val="28"/>
+          <w:szCs w:val="28"/>
+        </w:rPr>
+        <w:t xml:space="preserve">HBsAg musbat onalardan tug'ilgan chaqaloqlarga VGB tug'ilgandan keyin 3–12 soat ichida beriladi [3]. Kalendarda VPCH 12–13 yoshli qizlarga ko'rsatilgan [1], ammo maktab emlashi bo'yicha taqdimotda 9–13 yoshdagi qizlar uchun oralig'i 6 oy bo'lgan ikki dozali sxema keltirilgan [4]; tafovut tasdiqlanmadi.</w:t>
+      </w:r>
+    </w:p>
+    <w:p>
+      <w:pPr>
+        <w:pStyle w:val="Heading2"/>
+        <w:spacing w:after="100" w:before="200"/>
+      </w:pPr>
+      <w:r>
+        <w:rPr>
+          <w:rFonts w:ascii="Times New Roman" w:cs="Times New Roman" w:eastAsia="Times New Roman" w:hAnsi="Times New Roman"/>
+          <w:b/>
+          <w:bCs/>
+          <w:sz w:val="28"/>
+          <w:szCs w:val="28"/>
+        </w:rPr>
+        <w:t xml:space="preserve">Xulosa</w:t>
+      </w:r>
+    </w:p>
+    <w:p>
+      <w:pPr>
+        <w:spacing w:after="120" w:line="276"/>
+        <w:ind w:firstLine="567"/>
+        <w:jc w:val="both"/>
+      </w:pPr>
+      <w:r>
+        <w:rPr>
+          <w:rFonts w:ascii="Times New Roman" w:cs="Times New Roman" w:eastAsia="Times New Roman" w:hAnsi="Times New Roman"/>
+          <w:sz w:val="28"/>
+          <w:szCs w:val="28"/>
+        </w:rPr>
+        <w:t xml:space="preserve">O'zbekiston milliy emlash kalendari hayotning birinchi sutkasidan (VGB) boshlab 16 yoshgacha (ADS-M) bo'lgan davrni qamrab oladi va JSST EPI tamoyillariga asoslanadi. Emlash muddatlari immun tizimning yetilishi va kasallik xavfini hisobga olib belgilanadi; dozalar ketma-ketligi va oraliqlariga rioya qilish muhimdir. Kalendar difteriya, ko'kyo'tal, qoqshol, poliomielit, qizamiq, parotit, qizilcha, gepatit B, sil, rotavirus, pnevmokokk, gemofil va papillomavirus infeksiyalaridan himoya qiladi. Yuqori emlash qamrovi jamoaviy immunitetni ta'minlab, bu kasalliklarning oldini olishning kalitidir. Emlash epidemik jarayonning uchinchi zanjiriga ta'sir etuvchi asosiy vositadir [5].</w:t>
+      </w:r>
+    </w:p>
+    <w:p>
+      <w:pPr>
+        <w:pStyle w:val="Heading2"/>
+        <w:spacing w:after="100" w:before="280"/>
+      </w:pPr>
+      <w:r>
+        <w:rPr>
+          <w:rFonts w:ascii="Times New Roman" w:cs="Times New Roman" w:eastAsia="Times New Roman" w:hAnsi="Times New Roman"/>
+          <w:b/>
+          <w:bCs/>
+          <w:sz w:val="28"/>
+          <w:szCs w:val="28"/>
+        </w:rPr>
+        <w:t xml:space="preserve">Foydalanilgan adabiyotlar</w:t>
+      </w:r>
+    </w:p>
+    <w:p>
+      <w:pPr>
+        <w:pStyle w:val="ListParagraph"/>
+        <w:numPr>
+          <w:ilvl w:val="0"/>
+          <w:numId w:val="3"/>
+        </w:numPr>
+        <w:spacing w:after="80" w:line="260"/>
+      </w:pPr>
+      <w:r>
+        <w:rPr>
+          <w:rFonts w:ascii="Times New Roman" w:cs="Times New Roman" w:eastAsia="Times New Roman" w:hAnsi="Times New Roman"/>
+          <w:sz w:val="28"/>
+          <w:szCs w:val="28"/>
+        </w:rPr>
+        <w:t xml:space="preserve">O'zbekiston Respublikasida profilaktik emlashlar o'tkazish kalendar rejasi (jadval). Manba: xayrullokomilov.uz/kutubxona, material № 1420 (hujjatning tasdiqlovchi organi, sanasi va raqami nusxada ko'rsatilmagan — tasdiqlanmagan).</w:t>
+      </w:r>
+    </w:p>
+    <w:p>
+      <w:pPr>
+        <w:pStyle w:val="ListParagraph"/>
+        <w:numPr>
+          <w:ilvl w:val="0"/>
+          <w:numId w:val="3"/>
+        </w:numPr>
+        <w:spacing w:after="80" w:line="260"/>
+      </w:pPr>
+      <w:r>
+        <w:rPr>
+          <w:rFonts w:ascii="Times New Roman" w:cs="Times New Roman" w:eastAsia="Times New Roman" w:hAnsi="Times New Roman"/>
+          <w:sz w:val="28"/>
+          <w:szCs w:val="28"/>
+        </w:rPr>
         <w:t xml:space="preserve">World Health Organization. Immunization, vaccines and biologicals: Expanded Programme on Immunization (EPI). URL: https://www.who.int/teams/immunization-vaccines-and-biologicals</w:t>
+      </w:r>
+    </w:p>
+    <w:p>
+      <w:pPr>
+        <w:pStyle w:val="ListParagraph"/>
+        <w:numPr>
+          <w:ilvl w:val="0"/>
+          <w:numId w:val="3"/>
+        </w:numPr>
+        <w:spacing w:after="80" w:line="260"/>
+      </w:pPr>
+      <w:r>
+        <w:rPr>
+          <w:rFonts w:ascii="Times New Roman" w:cs="Times New Roman" w:eastAsia="Times New Roman" w:hAnsi="Times New Roman"/>
+          <w:sz w:val="28"/>
+          <w:szCs w:val="28"/>
+        </w:rPr>
+        <w:t xml:space="preserve">SanQvaM № 0239-07/3 "O'zbekiston Respublikasida yuqumli kasalliklar immunoprofilaktikasi" (Bosh davlat sanitariya vrachi tomonidan tasdiqlangan; lex.uz sahifasida 25.07.2017 sanasi ko'rsatilgan). URL: https://lex.uz/docs/5524039. Manba: xayrullokomilov.uz/kutubxona, material № 814 (matn kirill yozuvida; hujjat 1992-yildagi, kuchini yo'qotgan qonunga havola qiladi).</w:t>
+      </w:r>
+    </w:p>
+    <w:p>
+      <w:pPr>
+        <w:pStyle w:val="ListParagraph"/>
+        <w:numPr>
+          <w:ilvl w:val="0"/>
+          <w:numId w:val="3"/>
+        </w:numPr>
+        <w:spacing w:after="80" w:line="260"/>
+      </w:pPr>
+      <w:r>
+        <w:rPr>
+          <w:rFonts w:ascii="Times New Roman" w:cs="Times New Roman" w:eastAsia="Times New Roman" w:hAnsi="Times New Roman"/>
+          <w:sz w:val="28"/>
+          <w:szCs w:val="28"/>
+        </w:rPr>
+        <w:t xml:space="preserve">Sovuqlik zanjiri va amaliy maslahatlar (taqdimot, VPCH vaksinasi misolida). Manba: xayrullokomilov.uz/kutubxona, material № 1397 (muallifi va sanasi ko'rsatilmagan; matn kirill yozuvida).</w:t>
+      </w:r>
+    </w:p>
+    <w:p>
+      <w:pPr>
+        <w:pStyle w:val="ListParagraph"/>
+        <w:numPr>
+          <w:ilvl w:val="0"/>
+          <w:numId w:val="3"/>
+        </w:numPr>
+        <w:spacing w:after="80" w:line="260"/>
+      </w:pPr>
+      <w:r>
+        <w:rPr>
+          <w:rFonts w:ascii="Times New Roman" w:cs="Times New Roman" w:eastAsia="Times New Roman" w:hAnsi="Times New Roman"/>
+          <w:sz w:val="28"/>
+          <w:szCs w:val="28"/>
+        </w:rPr>
+        <w:t xml:space="preserve">Mirtazayev O.M., Zueva L.P., Matnazarova G.S. Epidemiologiya (darslik). Toshkent, 2016. 9-bob (96–97-betlar). Manba: xayrullokomilov.uz/kutubxona, material № 2356 (matn kirill yozuvida).</w:t>
       </w:r>
     </w:p>
     <w:sectPr>
       <w:pgSz w:w="11906" w:h="16838" w:orient="portrait"/>
-      <w:pgMar w:top="1134" w:right="850" w:bottom="1134" w:left="1418" w:header="708" w:footer="708" w:gutter="0"/>
+      <w:pgMar w:top="1134" w:right="850" w:bottom="1134" w:left="1701" w:header="708" w:footer="708" w:gutter="0"/>
       <w:pgNumType/>
       <w:docGrid w:linePitch="360"/>
     </w:sectPr>
@@ -355,12 +649,17 @@
     <w:multiLevelType w:val="hybridMultilevel"/>
     <w:lvl w:ilvl="0" w:tentative="1">
       <w:start w:val="1"/>
-      <w:numFmt w:val="bullet"/>
-      <w:lvlText w:val="•"/>
+      <w:numFmt w:val="decimal"/>
+      <w:lvlText w:val="[%1]"/>
       <w:lvlJc w:val="left"/>
       <w:pPr>
-        <w:ind w:left="576" w:hanging="316"/>
-      </w:pPr>
+        <w:ind w:left="720" w:hanging="720"/>
+      </w:pPr>
+      <w:rPr>
+        <w:rFonts w:ascii="Times New Roman" w:cs="Times New Roman" w:eastAsia="Times New Roman" w:hAnsi="Times New Roman"/>
+        <w:sz w:val="28"/>
+        <w:szCs w:val="28"/>
+      </w:rPr>
     </w:lvl>
   </w:abstractNum>
   <w:abstractNum w:abstractNumId="3" w15:restartNumberingAfterBreak="0">
@@ -368,35 +667,16 @@
     <w:lvl w:ilvl="0" w:tentative="1">
       <w:start w:val="1"/>
       <w:numFmt w:val="decimal"/>
-      <w:lvlText w:val="%1."/>
-      <w:lvlJc w:val="left"/>
-      <w:pPr>
-        <w:ind w:left="576" w:hanging="316"/>
-      </w:pPr>
-    </w:lvl>
-  </w:abstractNum>
-  <w:abstractNum w:abstractNumId="4" w15:restartNumberingAfterBreak="0">
-    <w:multiLevelType w:val="hybridMultilevel"/>
-    <w:lvl w:ilvl="0" w:tentative="1">
-      <w:start w:val="1"/>
-      <w:numFmt w:val="decimal"/>
-      <w:lvlText w:val="%1."/>
-      <w:lvlJc w:val="left"/>
-      <w:pPr>
-        <w:ind w:left="576" w:hanging="316"/>
-      </w:pPr>
-    </w:lvl>
-  </w:abstractNum>
-  <w:abstractNum w:abstractNumId="90">
-    <w:multiLevelType w:val="hybridMultilevel"/>
-    <w:lvl w:ilvl="0">
-      <w:start w:val="1"/>
-      <w:numFmt w:val="decimal"/>
       <w:lvlText w:val="%1)"/>
       <w:lvlJc w:val="left"/>
       <w:pPr>
         <w:ind w:left="851" w:hanging="425"/>
       </w:pPr>
+      <w:rPr>
+        <w:rFonts w:ascii="Times New Roman" w:cs="Times New Roman" w:eastAsia="Times New Roman" w:hAnsi="Times New Roman"/>
+        <w:sz w:val="28"/>
+        <w:szCs w:val="28"/>
+      </w:rPr>
     </w:lvl>
   </w:abstractNum>
   <w:num w:numId="1">
@@ -406,7 +686,13 @@
     </w:lvlOverride>
   </w:num>
   <w:num w:numId="2">
-    <w:abstractNumId w:val="4"/>
+    <w:abstractNumId w:val="3"/>
+    <w:lvlOverride w:ilvl="0">
+      <w:startOverride w:val="1"/>
+    </w:lvlOverride>
+  </w:num>
+  <w:num w:numId="3">
+    <w:abstractNumId w:val="2"/>
     <w:lvlOverride w:ilvl="0">
       <w:startOverride w:val="1"/>
     </w:lvlOverride>
@@ -420,8 +706,8 @@
     <w:rPrDefault>
       <w:rPr>
         <w:rFonts w:ascii="Times New Roman" w:cs="Times New Roman" w:eastAsia="Times New Roman" w:hAnsi="Times New Roman"/>
-        <w:sz w:val="24"/>
-        <w:szCs w:val="24"/>
+        <w:sz w:val="28"/>
+        <w:szCs w:val="28"/>
       </w:rPr>
     </w:rPrDefault>
     <w:pPrDefault/>
@@ -556,7 +842,7 @@
     <w:unhideWhenUsed/>
     <w:pPr>
       <w:spacing w:after="100"/>
-      <w:ind w:left="240"/>
+      <w:ind w:left="280"/>
     </w:pPr>
   </w:style>
   <w:style w:type="paragraph" w:styleId="TOC3">
@@ -568,7 +854,7 @@
     <w:unhideWhenUsed/>
     <w:pPr>
       <w:spacing w:after="100"/>
-      <w:ind w:left="480"/>
+      <w:ind w:left="560"/>
     </w:pPr>
   </w:style>
   <w:style w:type="paragraph" w:styleId="TOC4">
@@ -580,7 +866,7 @@
     <w:unhideWhenUsed/>
     <w:pPr>
       <w:spacing w:after="100"/>
-      <w:ind w:left="720"/>
+      <w:ind w:left="840"/>
     </w:pPr>
   </w:style>
   <w:style w:type="paragraph" w:styleId="TOC5">
@@ -592,7 +878,7 @@
     <w:unhideWhenUsed/>
     <w:pPr>
       <w:spacing w:after="100"/>
-      <w:ind w:left="960"/>
+      <w:ind w:left="1120"/>
     </w:pPr>
   </w:style>
   <w:style w:type="paragraph" w:styleId="TOC6">
@@ -604,23 +890,11 @@
     <w:unhideWhenUsed/>
     <w:pPr>
       <w:spacing w:after="100"/>
-      <w:ind w:left="1200"/>
+      <w:ind w:left="1400"/>
     </w:pPr>
   </w:style>
   <w:style w:type="paragraph" w:styleId="TOC7">
     <w:name w:val="toc 7"/>
-    <w:basedOn w:val="Normal"/>
-    <w:next w:val="Normal"/>
-    <w:uiPriority w:val="39"/>
-    <w:semiHidden/>
-    <w:unhideWhenUsed/>
-    <w:pPr>
-      <w:spacing w:after="100"/>
-      <w:ind w:left="1440"/>
-    </w:pPr>
-  </w:style>
-  <w:style w:type="paragraph" w:styleId="TOC8">
-    <w:name w:val="toc 8"/>
     <w:basedOn w:val="Normal"/>
     <w:next w:val="Normal"/>
     <w:uiPriority w:val="39"/>
@@ -631,6 +905,18 @@
       <w:ind w:left="1680"/>
     </w:pPr>
   </w:style>
+  <w:style w:type="paragraph" w:styleId="TOC8">
+    <w:name w:val="toc 8"/>
+    <w:basedOn w:val="Normal"/>
+    <w:next w:val="Normal"/>
+    <w:uiPriority w:val="39"/>
+    <w:semiHidden/>
+    <w:unhideWhenUsed/>
+    <w:pPr>
+      <w:spacing w:after="100"/>
+      <w:ind w:left="1960"/>
+    </w:pPr>
+  </w:style>
   <w:style w:type="paragraph" w:styleId="TOC9">
     <w:name w:val="toc 9"/>
     <w:basedOn w:val="Normal"/>
@@ -640,7 +926,7 @@
     <w:unhideWhenUsed/>
     <w:pPr>
       <w:spacing w:after="100"/>
-      <w:ind w:left="1920"/>
+      <w:ind w:left="2240"/>
     </w:pPr>
   </w:style>
   <w:style w:type="character" w:styleId="Hyperlink">
@@ -740,15 +1026,16 @@
     <w:next w:val="Normal"/>
     <w:qFormat/>
     <w:pPr>
-      <w:spacing w:after="200"/>
-      <w:jc w:val="center"/>
+      <w:spacing w:after="240" w:before="0"/>
+      <w:outlineLvl w:val="0"/>
     </w:pPr>
     <w:rPr>
       <w:rFonts w:ascii="Times New Roman" w:cs="Times New Roman" w:eastAsia="Times New Roman" w:hAnsi="Times New Roman"/>
       <w:b/>
       <w:bCs/>
-      <w:sz w:val="28"/>
-      <w:szCs w:val="28"/>
+      <w:color w:val="000000"/>
+      <w:sz w:val="30"/>
+      <w:szCs w:val="30"/>
     </w:rPr>
   </w:style>
   <w:style w:type="paragraph" w:styleId="Heading2">
@@ -756,12 +1043,17 @@
     <w:basedOn w:val="Normal"/>
     <w:next w:val="Normal"/>
     <w:qFormat/>
+    <w:pPr>
+      <w:spacing w:after="100" w:before="200"/>
+      <w:outlineLvl w:val="1"/>
+    </w:pPr>
     <w:rPr>
       <w:rFonts w:ascii="Times New Roman" w:cs="Times New Roman" w:eastAsia="Times New Roman" w:hAnsi="Times New Roman"/>
       <w:b/>
       <w:bCs/>
-      <w:sz w:val="26"/>
-      <w:szCs w:val="26"/>
+      <w:color w:val="000000"/>
+      <w:sz w:val="28"/>
+      <w:szCs w:val="28"/>
     </w:rPr>
   </w:style>
 </w:styles>
